--- a/Báo cáo.docx
+++ b/Báo cáo.docx
@@ -57,11 +57,12 @@
     <w:p>
       <w:pPr>
         <w:spacing w:before="100" w:beforeAutospacing="1" w:after="100" w:afterAutospacing="1" w:line="240" w:lineRule="auto"/>
-        <w:outlineLvl w:val="1"/>
-        <w:rPr>
-          <w:rFonts w:ascii="Times New Roman" w:eastAsia="Times New Roman" w:hAnsi="Times New Roman" w:cs="Times New Roman"/>
-          <w:b/>
-          <w:bCs/>
+        <w:outlineLvl w:val="0"/>
+        <w:rPr>
+          <w:rFonts w:ascii="Times New Roman" w:eastAsia="Times New Roman" w:hAnsi="Times New Roman" w:cs="Times New Roman"/>
+          <w:b/>
+          <w:bCs/>
+          <w:kern w:val="36"/>
           <w:sz w:val="36"/>
           <w:szCs w:val="36"/>
         </w:rPr>
@@ -71,9 +72,64 @@
           <w:rFonts w:ascii="Times New Roman" w:eastAsia="Times New Roman" w:hAnsi="Times New Roman" w:cs="Times New Roman"/>
           <w:b/>
           <w:bCs/>
+          <w:kern w:val="36"/>
           <w:sz w:val="36"/>
           <w:szCs w:val="36"/>
         </w:rPr>
+        <w:t xml:space="preserve">Sinh viên thực hiện: </w:t>
+      </w:r>
+      <w:r>
+        <w:rPr>
+          <w:rFonts w:ascii="Times New Roman" w:eastAsia="Times New Roman" w:hAnsi="Times New Roman" w:cs="Times New Roman"/>
+          <w:bCs/>
+          <w:kern w:val="36"/>
+          <w:sz w:val="36"/>
+          <w:szCs w:val="36"/>
+        </w:rPr>
+        <w:t>Phạm Đức Hòa</w:t>
+      </w:r>
+      <w:r>
+        <w:rPr>
+          <w:rFonts w:ascii="Times New Roman" w:eastAsia="Times New Roman" w:hAnsi="Times New Roman" w:cs="Times New Roman"/>
+          <w:b/>
+          <w:bCs/>
+          <w:kern w:val="36"/>
+          <w:sz w:val="36"/>
+          <w:szCs w:val="36"/>
+        </w:rPr>
+        <w:t xml:space="preserve"> – MSV: </w:t>
+      </w:r>
+      <w:r>
+        <w:rPr>
+          <w:rFonts w:ascii="Times New Roman" w:eastAsia="Times New Roman" w:hAnsi="Times New Roman" w:cs="Times New Roman"/>
+          <w:bCs/>
+          <w:kern w:val="36"/>
+          <w:sz w:val="36"/>
+          <w:szCs w:val="36"/>
+        </w:rPr>
+        <w:t>705105042</w:t>
+      </w:r>
+    </w:p>
+    <w:p>
+      <w:pPr>
+        <w:spacing w:before="100" w:beforeAutospacing="1" w:after="100" w:afterAutospacing="1" w:line="240" w:lineRule="auto"/>
+        <w:outlineLvl w:val="1"/>
+        <w:rPr>
+          <w:rFonts w:ascii="Times New Roman" w:eastAsia="Times New Roman" w:hAnsi="Times New Roman" w:cs="Times New Roman"/>
+          <w:b/>
+          <w:bCs/>
+          <w:sz w:val="36"/>
+          <w:szCs w:val="36"/>
+        </w:rPr>
+      </w:pPr>
+      <w:r>
+        <w:rPr>
+          <w:rFonts w:ascii="Times New Roman" w:eastAsia="Times New Roman" w:hAnsi="Times New Roman" w:cs="Times New Roman"/>
+          <w:b/>
+          <w:bCs/>
+          <w:sz w:val="36"/>
+          <w:szCs w:val="36"/>
+        </w:rPr>
         <w:t>1. Giới thiệu</w:t>
       </w:r>
     </w:p>
@@ -92,7 +148,17 @@
           <w:sz w:val="24"/>
           <w:szCs w:val="24"/>
         </w:rPr>
-        <w:t xml:space="preserve">Trong lĩnh vực hệ điều hành, việc lập lịch CPU đóng vai trò quan trọng trong quản lý và phân phối tài nguyên xử lý cho các tiến trình. Hai thuật toán phổ biến được sử dụng là </w:t>
+        <w:t>Trong lĩnh vực hệ điều hành, việc lập lịch CPU đóng vai trò quan trọng trong quản lý và phân phối tài nguyên xử lý cho các tiến trình. Hai thuật toán phổ biến được s</w:t>
+      </w:r>
+      <w:bookmarkStart w:id="0" w:name="_GoBack"/>
+      <w:bookmarkEnd w:id="0"/>
+      <w:r>
+        <w:rPr>
+          <w:rFonts w:ascii="Times New Roman" w:eastAsia="Times New Roman" w:hAnsi="Times New Roman" w:cs="Times New Roman"/>
+          <w:sz w:val="24"/>
+          <w:szCs w:val="24"/>
+        </w:rPr>
+        <w:t xml:space="preserve">ử dụng là </w:t>
       </w:r>
       <w:r>
         <w:rPr>
@@ -556,6 +622,7 @@
           <w:sz w:val="24"/>
           <w:szCs w:val="24"/>
         </w:rPr>
+        <w:lastRenderedPageBreak/>
         <w:t>Bảng tiến trình:</w:t>
       </w:r>
       <w:r>
@@ -588,7 +655,6 @@
           <w:sz w:val="24"/>
           <w:szCs w:val="24"/>
         </w:rPr>
-        <w:lastRenderedPageBreak/>
         <w:t>Modal mô tả thuật toán:</w:t>
       </w:r>
       <w:r>
@@ -743,17 +809,7 @@
           <w:sz w:val="24"/>
           <w:szCs w:val="24"/>
         </w:rPr>
-        <w:t>Duyệt qua từng tiến trình, tính toán thời gian bắt đầu, th</w:t>
-      </w:r>
-      <w:bookmarkStart w:id="0" w:name="_GoBack"/>
-      <w:bookmarkEnd w:id="0"/>
-      <w:r>
-        <w:rPr>
-          <w:rFonts w:ascii="Times New Roman" w:eastAsia="Times New Roman" w:hAnsi="Times New Roman" w:cs="Times New Roman"/>
-          <w:sz w:val="24"/>
-          <w:szCs w:val="24"/>
-        </w:rPr>
-        <w:t>ời gian hoàn thành, thời gian quay vòng và thời gian chờ.</w:t>
+        <w:t>Duyệt qua từng tiến trình, tính toán thời gian bắt đầu, thời gian hoàn thành, thời gian quay vòng và thời gian chờ.</w:t>
       </w:r>
     </w:p>
     <w:p>
@@ -1233,6 +1289,7 @@
           <w:sz w:val="36"/>
           <w:szCs w:val="36"/>
         </w:rPr>
+        <w:lastRenderedPageBreak/>
         <w:t>6</w:t>
       </w:r>
       <w:r>
@@ -1261,7 +1318,6 @@
           <w:sz w:val="24"/>
           <w:szCs w:val="24"/>
         </w:rPr>
-        <w:lastRenderedPageBreak/>
         <w:t>Đ</w:t>
       </w:r>
       <w:r>
